--- a/property_report_final.docx
+++ b/property_report_final.docx
@@ -9,11 +9,10 @@
       </w:pPr>
       <w:r>
         <w:rPr>
-          <w:b/>
           <w:color w:val="4B2D7F"/>
-          <w:sz w:val="40"/>
+          <w:sz w:val="36"/>
         </w:rPr>
-        <w:t>SIMPLEX-ITY · HK ISLAND DAILY PROPERTY REPORT</w:t>
+        <w:t>🏠  SIMPLEX-ITY · HK ISLAND DAILY PROPERTY REPORT</w:t>
       </w:r>
     </w:p>
     <w:p>
@@ -23,10 +22,11 @@
       <w:r>
         <w:rPr>
           <w:b w:val="0"/>
+          <w:i w:val="0"/>
           <w:color w:val="4B2D7F"/>
           <w:sz w:val="20"/>
         </w:rPr>
-        <w:t>Sunday, 19 Apr 2026   |   Budget: Below HK$50,000   |   Carpark Included</w:t>
+        <w:t>Sunday, 19 Apr 2026   |   Budget: Below HK$50,000   |   🚗 Carpark Included</w:t>
       </w:r>
     </w:p>
     <w:p/>
@@ -40,7 +40,7 @@
           <w:color w:val="4B2D7F"/>
           <w:sz w:val="20"/>
         </w:rPr>
-        <w:t>Listings Scanned: 47</w:t>
+        <w:t>📊 Scanned: 52</w:t>
       </w:r>
       <w:r>
         <w:rPr>
@@ -48,7 +48,7 @@
           <w:color w:val="27AE60"/>
           <w:sz w:val="20"/>
         </w:rPr>
-        <w:t xml:space="preserve">   |   New Today: 2</w:t>
+        <w:t xml:space="preserve">   |   🆕 New: 2</w:t>
       </w:r>
       <w:r>
         <w:rPr>
@@ -56,7 +56,7 @@
           <w:color w:val="E67E22"/>
           <w:sz w:val="20"/>
         </w:rPr>
-        <w:t xml:space="preserve">   |   Price Drops: 1</w:t>
+        <w:t xml:space="preserve">   |   📉 Drops: 1</w:t>
       </w:r>
       <w:r>
         <w:rPr>
@@ -64,17 +64,17 @@
           <w:color w:val="4B2D7F"/>
           <w:sz w:val="20"/>
         </w:rPr>
-        <w:t xml:space="preserve">   |   Sources: OKAY.com · Squarefoot · 28hse</w:t>
+        <w:t xml:space="preserve">   |   🔍 OKAY · Squarefoot · 28hse · ExecHomes</w:t>
       </w:r>
     </w:p>
     <w:p/>
     <w:p>
       <w:r>
         <w:rPr>
-          <w:color w:val="4B2D7F"/>
-          <w:sz w:val="16"/>
+          <w:color w:val="CCBBEE"/>
+          <w:sz w:val="14"/>
         </w:rPr>
-        <w:t>─────────────────────────────────────────────────────────────────────────────────────</w:t>
+        <w:t>──────────────────────────────────────────────────────────────────────────────────────────</w:t>
       </w:r>
     </w:p>
     <w:p>
@@ -84,6 +84,7 @@
       <w:r>
         <w:rPr>
           <w:b/>
+          <w:i w:val="0"/>
           <w:color w:val="4B2D7F"/>
           <w:sz w:val="26"/>
         </w:rPr>
@@ -93,10 +94,10 @@
     <w:p>
       <w:r>
         <w:rPr>
-          <w:color w:val="4B2D7F"/>
-          <w:sz w:val="16"/>
+          <w:color w:val="CCBBEE"/>
+          <w:sz w:val="14"/>
         </w:rPr>
-        <w:t>─────────────────────────────────────────────────────────────────────────────────────</w:t>
+        <w:t>──────────────────────────────────────────────────────────────────────────────────────────</w:t>
       </w:r>
     </w:p>
     <w:p/>
@@ -104,41 +105,35 @@
       <w:r>
         <w:rPr>
           <w:b/>
-          <w:color w:val="FFFFFF"/>
-          <w:sz w:val="22"/>
+          <w:color w:val="E67E22"/>
+          <w:sz w:val="20"/>
         </w:rPr>
-        <w:t xml:space="preserve">  🆕  NEW TODAY  </w:t>
+        <w:t xml:space="preserve">🆕 [NEW TODAY]  </w:t>
+      </w:r>
+      <w:r>
+        <w:rPr>
+          <w:b/>
+          <w:color w:val="4B2D7F"/>
+          <w:sz w:val="28"/>
+        </w:rPr>
+        <w:t>#1  Serenade, Tai Hang</w:t>
       </w:r>
     </w:p>
     <w:p>
       <w:r>
         <w:rPr>
           <w:b/>
-          <w:color w:val="4B2D7F"/>
-          <w:sz w:val="28"/>
+          <w:color w:val="E67E22"/>
+          <w:sz w:val="26"/>
         </w:rPr>
-        <w:t>#1  Waiga Mansion</w:t>
+        <w:t>💰 HK$50,000 / month</w:t>
       </w:r>
       <w:r>
         <w:rPr>
-          <w:b/>
-          <w:color w:val="E67E22"/>
-          <w:sz w:val="26"/>
+          <w:color w:val="888888"/>
+          <w:sz w:val="22"/>
         </w:rPr>
-        <w:t xml:space="preserve">     HK$48,000 / month</w:t>
-      </w:r>
-    </w:p>
-    <w:p>
-      <w:pPr>
-        <w:jc w:val="left"/>
-      </w:pPr>
-      <w:r>
-        <w:rPr>
-          <w:b w:val="0"/>
-          <w:color w:val="888888"/>
-          <w:sz w:val="20"/>
-        </w:rPr>
-        <w:t>Location: Happy Valley</w:t>
+        <w:t xml:space="preserve">   📍 Tai Hang, HK Island</w:t>
       </w:r>
     </w:p>
     <w:p>
@@ -146,7 +141,7 @@
         <w:rPr>
           <w:sz w:val="20"/>
         </w:rPr>
-        <w:t xml:space="preserve">Beds: </w:t>
+        <w:t xml:space="preserve">🛏 Beds: </w:t>
       </w:r>
       <w:r>
         <w:rPr>
@@ -159,7 +154,233 @@
         <w:rPr>
           <w:sz w:val="20"/>
         </w:rPr>
-        <w:t xml:space="preserve">   Bath: </w:t>
+        <w:t xml:space="preserve">   🚿 Bath: </w:t>
+      </w:r>
+      <w:r>
+        <w:rPr>
+          <w:b/>
+          <w:sz w:val="20"/>
+        </w:rPr>
+        <w:t>3</w:t>
+      </w:r>
+      <w:r>
+        <w:rPr>
+          <w:sz w:val="20"/>
+        </w:rPr>
+        <w:t xml:space="preserve">   📐 Size: </w:t>
+      </w:r>
+      <w:r>
+        <w:rPr>
+          <w:b/>
+          <w:sz w:val="20"/>
+        </w:rPr>
+        <w:t>788 SF (SA) / 1,032 SF (GA)</w:t>
+      </w:r>
+    </w:p>
+    <w:p>
+      <w:r>
+        <w:rPr>
+          <w:b/>
+          <w:color w:val="27AE60"/>
+          <w:sz w:val="20"/>
+        </w:rPr>
+        <w:t>✅ Carpark Included</w:t>
+      </w:r>
+    </w:p>
+    <w:p>
+      <w:r>
+        <w:rPr>
+          <w:sz w:val="16"/>
+        </w:rPr>
+        <w:t xml:space="preserve">Source: ExecutiveHomesHK.com   |   Updated: 12 Apr 2026   |   </w:t>
+      </w:r>
+      <w:r>
+        <w:rPr>
+          <w:color w:val="4B2D7F"/>
+          <w:sz w:val="16"/>
+          <w:u w:val="single"/>
+        </w:rPr>
+        <w:t>View Listing →  https://www.executivehomeshk.com/properties/tai-hang/serenade/145254</w:t>
+      </w:r>
+    </w:p>
+    <w:p/>
+    <w:p>
+      <w:r>
+        <w:rPr>
+          <w:color w:val="CCBBEE"/>
+          <w:sz w:val="14"/>
+        </w:rPr>
+        <w:t>──────────────────────────────────────────────────────────────────────────────────────────</w:t>
+      </w:r>
+    </w:p>
+    <w:p/>
+    <w:p>
+      <w:r>
+        <w:rPr>
+          <w:b/>
+          <w:color w:val="E67E22"/>
+          <w:sz w:val="20"/>
+        </w:rPr>
+        <w:t xml:space="preserve">⭐ [BEST VALUE]  </w:t>
+      </w:r>
+      <w:r>
+        <w:rPr>
+          <w:b/>
+          <w:color w:val="4B2D7F"/>
+          <w:sz w:val="28"/>
+        </w:rPr>
+        <w:t>#2  150 Kennedy Road</w:t>
+      </w:r>
+    </w:p>
+    <w:p>
+      <w:r>
+        <w:rPr>
+          <w:b/>
+          <w:color w:val="E67E22"/>
+          <w:sz w:val="26"/>
+        </w:rPr>
+        <w:t>💰 HK$50,000 / month</w:t>
+      </w:r>
+      <w:r>
+        <w:rPr>
+          <w:color w:val="888888"/>
+          <w:sz w:val="22"/>
+        </w:rPr>
+        <w:t xml:space="preserve">   📍 Mid-Levels East, HK Island</w:t>
+      </w:r>
+    </w:p>
+    <w:p>
+      <w:r>
+        <w:rPr>
+          <w:sz w:val="20"/>
+        </w:rPr>
+        <w:t xml:space="preserve">🛏 Beds: </w:t>
+      </w:r>
+      <w:r>
+        <w:rPr>
+          <w:b/>
+          <w:sz w:val="20"/>
+        </w:rPr>
+        <w:t>3</w:t>
+      </w:r>
+      <w:r>
+        <w:rPr>
+          <w:sz w:val="20"/>
+        </w:rPr>
+        <w:t xml:space="preserve">   🚿 Bath: </w:t>
+      </w:r>
+      <w:r>
+        <w:rPr>
+          <w:b/>
+          <w:sz w:val="20"/>
+        </w:rPr>
+        <w:t>3</w:t>
+      </w:r>
+      <w:r>
+        <w:rPr>
+          <w:sz w:val="20"/>
+        </w:rPr>
+        <w:t xml:space="preserve">   📐 Size: </w:t>
+      </w:r>
+      <w:r>
+        <w:rPr>
+          <w:b/>
+          <w:sz w:val="20"/>
+        </w:rPr>
+        <w:t>830 SF (Net)</w:t>
+      </w:r>
+    </w:p>
+    <w:p>
+      <w:r>
+        <w:rPr>
+          <w:b/>
+          <w:color w:val="27AE60"/>
+          <w:sz w:val="20"/>
+        </w:rPr>
+        <w:t>✅ Carpark Included</w:t>
+      </w:r>
+    </w:p>
+    <w:p>
+      <w:r>
+        <w:rPr>
+          <w:sz w:val="16"/>
+        </w:rPr>
+        <w:t xml:space="preserve">Source: ExecutiveHomesHK.com   |   Updated: 12 Apr 2026   |   </w:t>
+      </w:r>
+      <w:r>
+        <w:rPr>
+          <w:color w:val="4B2D7F"/>
+          <w:sz w:val="16"/>
+          <w:u w:val="single"/>
+        </w:rPr>
+        <w:t>View Listing →  https://www.executivehomeshk.com/properties/mid-levels-east/kennedy-road-150/144415</w:t>
+      </w:r>
+    </w:p>
+    <w:p/>
+    <w:p>
+      <w:r>
+        <w:rPr>
+          <w:color w:val="CCBBEE"/>
+          <w:sz w:val="14"/>
+        </w:rPr>
+        <w:t>──────────────────────────────────────────────────────────────────────────────────────────</w:t>
+      </w:r>
+    </w:p>
+    <w:p/>
+    <w:p>
+      <w:r>
+        <w:rPr>
+          <w:b/>
+          <w:color w:val="E67E22"/>
+          <w:sz w:val="20"/>
+        </w:rPr>
+        <w:t xml:space="preserve">📉 [PRICE DROP]  </w:t>
+      </w:r>
+      <w:r>
+        <w:rPr>
+          <w:b/>
+          <w:color w:val="4B2D7F"/>
+          <w:sz w:val="28"/>
+        </w:rPr>
+        <w:t>#3  Blue Coast Ph.2B, Wong Chuk Hang</w:t>
+      </w:r>
+    </w:p>
+    <w:p>
+      <w:r>
+        <w:rPr>
+          <w:b/>
+          <w:color w:val="E67E22"/>
+          <w:sz w:val="26"/>
+        </w:rPr>
+        <w:t>💰 HK$43,500 / month</w:t>
+      </w:r>
+      <w:r>
+        <w:rPr>
+          <w:color w:val="888888"/>
+          <w:sz w:val="22"/>
+        </w:rPr>
+        <w:t xml:space="preserve">   📍 Wong Chuk Hang / HK South</w:t>
+      </w:r>
+    </w:p>
+    <w:p>
+      <w:r>
+        <w:rPr>
+          <w:sz w:val="20"/>
+        </w:rPr>
+        <w:t xml:space="preserve">🛏 Beds: </w:t>
+      </w:r>
+      <w:r>
+        <w:rPr>
+          <w:b/>
+          <w:sz w:val="20"/>
+        </w:rPr>
+        <w:t>3</w:t>
+      </w:r>
+      <w:r>
+        <w:rPr>
+          <w:sz w:val="20"/>
+        </w:rPr>
+        <w:t xml:space="preserve">   🚿 Bath: </w:t>
       </w:r>
       <w:r>
         <w:rPr>
@@ -172,14 +393,14 @@
         <w:rPr>
           <w:sz w:val="20"/>
         </w:rPr>
-        <w:t xml:space="preserve">   Size: </w:t>
+        <w:t xml:space="preserve">   📐 Size: </w:t>
       </w:r>
       <w:r>
         <w:rPr>
           <w:b/>
           <w:sz w:val="20"/>
         </w:rPr>
-        <w:t>1,097 SF</w:t>
+        <w:t>796 SF</w:t>
       </w:r>
     </w:p>
     <w:p>
@@ -189,7 +410,7 @@
           <w:color w:val="27AE60"/>
           <w:sz w:val="20"/>
         </w:rPr>
-        <w:t>Carpark Included</w:t>
+        <w:t>✅ Carpark Included</w:t>
       </w:r>
     </w:p>
     <w:p>
@@ -197,7 +418,7 @@
         <w:rPr>
           <w:sz w:val="16"/>
         </w:rPr>
-        <w:t xml:space="preserve">Source: OKAY.com   |   Updated: 13 Apr 2026   |   </w:t>
+        <w:t xml:space="preserve">Source: Squarefoot.com.hk   |   Updated: 17 Apr 2026   |   </w:t>
       </w:r>
       <w:r>
         <w:rPr>
@@ -205,255 +426,17 @@
           <w:sz w:val="16"/>
           <w:u w:val="single"/>
         </w:rPr>
-        <w:t>View Listing: https://www.okay.com/en/property-search/rent/happy-valley/price-40000-50000-hkd</w:t>
+        <w:t>View Listing →  https://www.squarefoot.com.hk/en/rent/apartment/a1</w:t>
       </w:r>
     </w:p>
     <w:p/>
     <w:p>
       <w:r>
         <w:rPr>
-          <w:color w:val="4B2D7F"/>
-          <w:sz w:val="16"/>
+          <w:color w:val="CCBBEE"/>
+          <w:sz w:val="14"/>
         </w:rPr>
-        <w:t>─────────────────────────────────────────────────────────────────────────────────────</w:t>
-      </w:r>
-    </w:p>
-    <w:p/>
-    <w:p>
-      <w:r>
-        <w:rPr>
-          <w:b/>
-          <w:color w:val="FFFFFF"/>
-          <w:sz w:val="22"/>
-        </w:rPr>
-        <w:t xml:space="preserve">  ⭐  BEST VALUE  </w:t>
-      </w:r>
-    </w:p>
-    <w:p>
-      <w:r>
-        <w:rPr>
-          <w:b/>
-          <w:color w:val="4B2D7F"/>
-          <w:sz w:val="28"/>
-        </w:rPr>
-        <w:t>#2  Blessings Garden Ph.2</w:t>
-      </w:r>
-      <w:r>
-        <w:rPr>
-          <w:b/>
-          <w:color w:val="E67E22"/>
-          <w:sz w:val="26"/>
-        </w:rPr>
-        <w:t xml:space="preserve">     HK$42,000 / month</w:t>
-      </w:r>
-    </w:p>
-    <w:p>
-      <w:pPr>
-        <w:jc w:val="left"/>
-      </w:pPr>
-      <w:r>
-        <w:rPr>
-          <w:b w:val="0"/>
-          <w:color w:val="888888"/>
-          <w:sz w:val="20"/>
-        </w:rPr>
-        <w:t>Location: Mid-Levels West</w:t>
-      </w:r>
-    </w:p>
-    <w:p>
-      <w:r>
-        <w:rPr>
-          <w:sz w:val="20"/>
-        </w:rPr>
-        <w:t xml:space="preserve">Beds: </w:t>
-      </w:r>
-      <w:r>
-        <w:rPr>
-          <w:b/>
-          <w:sz w:val="20"/>
-        </w:rPr>
-        <w:t>3</w:t>
-      </w:r>
-      <w:r>
-        <w:rPr>
-          <w:sz w:val="20"/>
-        </w:rPr>
-        <w:t xml:space="preserve">   Bath: </w:t>
-      </w:r>
-      <w:r>
-        <w:rPr>
-          <w:b/>
-          <w:sz w:val="20"/>
-        </w:rPr>
-        <w:t>2</w:t>
-      </w:r>
-      <w:r>
-        <w:rPr>
-          <w:sz w:val="20"/>
-        </w:rPr>
-        <w:t xml:space="preserve">   Size: </w:t>
-      </w:r>
-      <w:r>
-        <w:rPr>
-          <w:b/>
-          <w:sz w:val="20"/>
-        </w:rPr>
-        <w:t>797 SF</w:t>
-      </w:r>
-    </w:p>
-    <w:p>
-      <w:r>
-        <w:rPr>
-          <w:b/>
-          <w:color w:val="27AE60"/>
-          <w:sz w:val="20"/>
-        </w:rPr>
-        <w:t>Carpark Included</w:t>
-      </w:r>
-    </w:p>
-    <w:p>
-      <w:r>
-        <w:rPr>
-          <w:sz w:val="16"/>
-        </w:rPr>
-        <w:t xml:space="preserve">Source: OKAY.com   |   Updated: 17 Apr 2026   |   </w:t>
-      </w:r>
-      <w:r>
-        <w:rPr>
-          <w:color w:val="4B2D7F"/>
-          <w:sz w:val="16"/>
-          <w:u w:val="single"/>
-        </w:rPr>
-        <w:t>View Listing: https://www.okay.com/en/property-search/rent/mid-levels-west/price-40000-50000-hkd</w:t>
-      </w:r>
-    </w:p>
-    <w:p/>
-    <w:p>
-      <w:r>
-        <w:rPr>
-          <w:color w:val="4B2D7F"/>
-          <w:sz w:val="16"/>
-        </w:rPr>
-        <w:t>─────────────────────────────────────────────────────────────────────────────────────</w:t>
-      </w:r>
-    </w:p>
-    <w:p/>
-    <w:p>
-      <w:r>
-        <w:rPr>
-          <w:b/>
-          <w:color w:val="FFFFFF"/>
-          <w:sz w:val="22"/>
-        </w:rPr>
-        <w:t xml:space="preserve">  📉  PRICE DROP  </w:t>
-      </w:r>
-    </w:p>
-    <w:p>
-      <w:r>
-        <w:rPr>
-          <w:b/>
-          <w:color w:val="4B2D7F"/>
-          <w:sz w:val="28"/>
-        </w:rPr>
-        <w:t>#3  Green Lane Court</w:t>
-      </w:r>
-      <w:r>
-        <w:rPr>
-          <w:b/>
-          <w:color w:val="E67E22"/>
-          <w:sz w:val="26"/>
-        </w:rPr>
-        <w:t xml:space="preserve">     HK$43,800 / month</w:t>
-      </w:r>
-    </w:p>
-    <w:p>
-      <w:pPr>
-        <w:jc w:val="left"/>
-      </w:pPr>
-      <w:r>
-        <w:rPr>
-          <w:b w:val="0"/>
-          <w:color w:val="888888"/>
-          <w:sz w:val="20"/>
-        </w:rPr>
-        <w:t>Location: Happy Valley</w:t>
-      </w:r>
-    </w:p>
-    <w:p>
-      <w:r>
-        <w:rPr>
-          <w:sz w:val="20"/>
-        </w:rPr>
-        <w:t xml:space="preserve">Beds: </w:t>
-      </w:r>
-      <w:r>
-        <w:rPr>
-          <w:b/>
-          <w:sz w:val="20"/>
-        </w:rPr>
-        <w:t>3</w:t>
-      </w:r>
-      <w:r>
-        <w:rPr>
-          <w:sz w:val="20"/>
-        </w:rPr>
-        <w:t xml:space="preserve">   Bath: </w:t>
-      </w:r>
-      <w:r>
-        <w:rPr>
-          <w:b/>
-          <w:sz w:val="20"/>
-        </w:rPr>
-        <w:t>2</w:t>
-      </w:r>
-      <w:r>
-        <w:rPr>
-          <w:sz w:val="20"/>
-        </w:rPr>
-        <w:t xml:space="preserve">   Size: </w:t>
-      </w:r>
-      <w:r>
-        <w:rPr>
-          <w:b/>
-          <w:sz w:val="20"/>
-        </w:rPr>
-        <w:t>1,131 SF</w:t>
-      </w:r>
-    </w:p>
-    <w:p>
-      <w:r>
-        <w:rPr>
-          <w:b/>
-          <w:color w:val="27AE60"/>
-          <w:sz w:val="20"/>
-        </w:rPr>
-        <w:t>Carpark Included</w:t>
-      </w:r>
-    </w:p>
-    <w:p>
-      <w:r>
-        <w:rPr>
-          <w:sz w:val="16"/>
-        </w:rPr>
-        <w:t xml:space="preserve">Source: OKAY.com   |   Updated: 16 Apr 2026   |   </w:t>
-      </w:r>
-      <w:r>
-        <w:rPr>
-          <w:color w:val="4B2D7F"/>
-          <w:sz w:val="16"/>
-          <w:u w:val="single"/>
-        </w:rPr>
-        <w:t>View Listing: https://www.okay.com/en/property-search/rent/happy-valley/price-40000-50000-hkd</w:t>
-      </w:r>
-    </w:p>
-    <w:p/>
-    <w:p>
-      <w:r>
-        <w:rPr>
-          <w:color w:val="4B2D7F"/>
-          <w:sz w:val="16"/>
-        </w:rPr>
-        <w:t>─────────────────────────────────────────────────────────────────────────────────────</w:t>
+        <w:t>──────────────────────────────────────────────────────────────────────────────────────────</w:t>
       </w:r>
     </w:p>
     <w:p/>
@@ -464,10 +447,11 @@
       <w:r>
         <w:rPr>
           <w:b w:val="0"/>
+          <w:i w:val="0"/>
           <w:color w:val="4B2D7F"/>
           <w:sz w:val="16"/>
         </w:rPr>
-        <w:t>Powered by Simpee for SIMPLEX-ITY   |   Daily HK Property Intelligence   |   OKAY.com · Squarefoot.com.hk · 28hse.com</w:t>
+        <w:t>Powered by Simpee for SIMPLEX-ITY   |   Daily HK Property Intelligence   |   ExecutiveHomesHK · OKAY.com · Squarefoot.com.hk · 28hse.com</w:t>
       </w:r>
     </w:p>
     <w:sectPr>
